--- a/storage/templates/permission_letter_v1.docx
+++ b/storage/templates/permission_letter_v1.docx
@@ -326,7 +326,7 @@
                 <w:rFonts w:ascii="Times New Roman" w:hAnsi="Times New Roman"/>
                 <w:sz w:val="19"/>
               </w:rPr>
-              <w:t>Name: {% if venue_tech_assistant %}{{ venue_tech_assistant.name }}{% else %}Sunny Bodiwala{% endif %}</w:t>
+              <w:t>Name: {% if venue_tech_assistant %}{{ venue_tech_assistant.name }}{% else %}{{ tech_assistant_name | default('') }}{% endif %}</w:t>
               <w:br/>
             </w:r>
             <w:r>
@@ -334,7 +334,7 @@
                 <w:rFonts w:ascii="Times New Roman" w:hAnsi="Times New Roman"/>
                 <w:sz w:val="19"/>
               </w:rPr>
-              <w:t>Designation: Tech Assistant , Seminar Hall</w:t>
+              <w:t>Designation: {% if venue_tech_assistant and venue_tech_assistant.roles and venue_tech_assistant.roles.permission_letter %}{{ venue_tech_assistant.roles.permission_letter }}{% else %}Tech Assistant , {{ venue }}{% endif %}</w:t>
               <w:br/>
             </w:r>
             <w:r>
@@ -404,7 +404,7 @@
                 <w:rFonts w:ascii="Times New Roman" w:hAnsi="Times New Roman"/>
                 <w:sz w:val="19"/>
               </w:rPr>
-              <w:t>Name: {% if venue_faculty_in_charge %}{{ venue_faculty_in_charge.name }}{% else %}Shri Rakesh P. Gohil{% endif %}</w:t>
+              <w:t>Name: {% if venue_faculty_in_charge %}{{ venue_faculty_in_charge.name }}{% else %}{{ faculty_in_charge_name | default('') }}{% endif %}</w:t>
               <w:br/>
             </w:r>
             <w:r>
@@ -412,7 +412,7 @@
                 <w:rFonts w:ascii="Times New Roman" w:hAnsi="Times New Roman"/>
                 <w:sz w:val="19"/>
               </w:rPr>
-              <w:t>Designation: Faculty In-charge , Seminar Hall</w:t>
+              <w:t>Designation: {% if venue_faculty_in_charge and venue_faculty_in_charge.roles and venue_faculty_in_charge.roles.permission_letter %}{{ venue_faculty_in_charge.roles.permission_letter }}{% else %}Faculty In-charge , {{ venue }}{% endif %}</w:t>
               <w:br/>
             </w:r>
             <w:r>
